--- a/tillsyn/A 42969-2025 tillsynsbegäran.docx
+++ b/tillsyn/A 42969-2025 tillsynsbegäran.docx
@@ -593,7 +593,7 @@
     <w:r>
       <w:tab/>
       <w:tab/>
-      <w:t>2025-09-13</w:t>
+      <w:t>2025-09-14</w:t>
       <w:br/>
       <w:br/>
     </w:r>

--- a/tillsyn/A 42969-2025 tillsynsbegäran.docx
+++ b/tillsyn/A 42969-2025 tillsynsbegäran.docx
@@ -593,7 +593,7 @@
     <w:r>
       <w:tab/>
       <w:tab/>
-      <w:t>2025-09-14</w:t>
+      <w:t>2025-09-15</w:t>
       <w:br/>
       <w:br/>
     </w:r>

--- a/tillsyn/A 42969-2025 tillsynsbegäran.docx
+++ b/tillsyn/A 42969-2025 tillsynsbegäran.docx
@@ -593,7 +593,7 @@
     <w:r>
       <w:tab/>
       <w:tab/>
-      <w:t>2025-09-15</w:t>
+      <w:t>2025-09-16</w:t>
       <w:br/>
       <w:br/>
     </w:r>

--- a/tillsyn/A 42969-2025 tillsynsbegäran.docx
+++ b/tillsyn/A 42969-2025 tillsynsbegäran.docx
@@ -12,7 +12,7 @@
     </w:p>
     <w:p>
       <w:r>
-        <w:t>Detta dokument behandlar höga naturvärden i avverkningsanmälan A 42969-2025 i Eskilstuna kommun. Denna avverkningsanmälan inkom 2025-09-09 09:46:04 och omfattar 2,4 ha.</w:t>
+        <w:t>Detta dokument behandlar höga naturvärden i avverkningsanmälan A 42969-2025 i Eskilstuna kommun. Denna avverkningsanmälan inkom 2025-09-09 00:00:00 och omfattar 2,4 ha.</w:t>
       </w:r>
     </w:p>
     <w:p>
@@ -593,7 +593,7 @@
     <w:r>
       <w:tab/>
       <w:tab/>
-      <w:t>2025-09-16</w:t>
+      <w:t>2025-09-17</w:t>
       <w:br/>
       <w:br/>
     </w:r>

--- a/tillsyn/A 42969-2025 tillsynsbegäran.docx
+++ b/tillsyn/A 42969-2025 tillsynsbegäran.docx
@@ -593,7 +593,7 @@
     <w:r>
       <w:tab/>
       <w:tab/>
-      <w:t>2025-09-17</w:t>
+      <w:t>2025-09-18</w:t>
       <w:br/>
       <w:br/>
     </w:r>

--- a/tillsyn/A 42969-2025 tillsynsbegäran.docx
+++ b/tillsyn/A 42969-2025 tillsynsbegäran.docx
@@ -593,7 +593,7 @@
     <w:r>
       <w:tab/>
       <w:tab/>
-      <w:t>2025-09-18</w:t>
+      <w:t>2025-09-22</w:t>
       <w:br/>
       <w:br/>
     </w:r>

--- a/tillsyn/A 42969-2025 tillsynsbegäran.docx
+++ b/tillsyn/A 42969-2025 tillsynsbegäran.docx
@@ -593,7 +593,7 @@
     <w:r>
       <w:tab/>
       <w:tab/>
-      <w:t>2025-09-22</w:t>
+      <w:t>2025-09-23</w:t>
       <w:br/>
       <w:br/>
     </w:r>

--- a/tillsyn/A 42969-2025 tillsynsbegäran.docx
+++ b/tillsyn/A 42969-2025 tillsynsbegäran.docx
@@ -593,7 +593,7 @@
     <w:r>
       <w:tab/>
       <w:tab/>
-      <w:t>2025-09-23</w:t>
+      <w:t>2025-09-24</w:t>
       <w:br/>
       <w:br/>
     </w:r>

--- a/tillsyn/A 42969-2025 tillsynsbegäran.docx
+++ b/tillsyn/A 42969-2025 tillsynsbegäran.docx
@@ -593,7 +593,7 @@
     <w:r>
       <w:tab/>
       <w:tab/>
-      <w:t>2025-09-24</w:t>
+      <w:t>2025-09-25</w:t>
       <w:br/>
       <w:br/>
     </w:r>

--- a/tillsyn/A 42969-2025 tillsynsbegäran.docx
+++ b/tillsyn/A 42969-2025 tillsynsbegäran.docx
@@ -593,7 +593,7 @@
     <w:r>
       <w:tab/>
       <w:tab/>
-      <w:t>2025-09-25</w:t>
+      <w:t>2025-09-26</w:t>
       <w:br/>
       <w:br/>
     </w:r>

--- a/tillsyn/A 42969-2025 tillsynsbegäran.docx
+++ b/tillsyn/A 42969-2025 tillsynsbegäran.docx
@@ -593,7 +593,7 @@
     <w:r>
       <w:tab/>
       <w:tab/>
-      <w:t>2025-09-26</w:t>
+      <w:t>2025-09-27</w:t>
       <w:br/>
       <w:br/>
     </w:r>

--- a/tillsyn/A 42969-2025 tillsynsbegäran.docx
+++ b/tillsyn/A 42969-2025 tillsynsbegäran.docx
@@ -593,7 +593,7 @@
     <w:r>
       <w:tab/>
       <w:tab/>
-      <w:t>2025-09-27</w:t>
+      <w:t>2025-09-28</w:t>
       <w:br/>
       <w:br/>
     </w:r>

--- a/tillsyn/A 42969-2025 tillsynsbegäran.docx
+++ b/tillsyn/A 42969-2025 tillsynsbegäran.docx
@@ -593,7 +593,7 @@
     <w:r>
       <w:tab/>
       <w:tab/>
-      <w:t>2025-09-28</w:t>
+      <w:t>2025-09-29</w:t>
       <w:br/>
       <w:br/>
     </w:r>

--- a/tillsyn/A 42969-2025 tillsynsbegäran.docx
+++ b/tillsyn/A 42969-2025 tillsynsbegäran.docx
@@ -593,7 +593,7 @@
     <w:r>
       <w:tab/>
       <w:tab/>
-      <w:t>2025-09-29</w:t>
+      <w:t>2025-09-30</w:t>
       <w:br/>
       <w:br/>
     </w:r>

--- a/tillsyn/A 42969-2025 tillsynsbegäran.docx
+++ b/tillsyn/A 42969-2025 tillsynsbegäran.docx
@@ -593,7 +593,7 @@
     <w:r>
       <w:tab/>
       <w:tab/>
-      <w:t>2025-09-30</w:t>
+      <w:t>2025-10-01</w:t>
       <w:br/>
       <w:br/>
     </w:r>

--- a/tillsyn/A 42969-2025 tillsynsbegäran.docx
+++ b/tillsyn/A 42969-2025 tillsynsbegäran.docx
@@ -593,7 +593,7 @@
     <w:r>
       <w:tab/>
       <w:tab/>
-      <w:t>2025-10-01</w:t>
+      <w:t>2025-10-02</w:t>
       <w:br/>
       <w:br/>
     </w:r>

--- a/tillsyn/A 42969-2025 tillsynsbegäran.docx
+++ b/tillsyn/A 42969-2025 tillsynsbegäran.docx
@@ -593,7 +593,7 @@
     <w:r>
       <w:tab/>
       <w:tab/>
-      <w:t>2025-10-02</w:t>
+      <w:t>2025-10-03</w:t>
       <w:br/>
       <w:br/>
     </w:r>

--- a/tillsyn/A 42969-2025 tillsynsbegäran.docx
+++ b/tillsyn/A 42969-2025 tillsynsbegäran.docx
@@ -593,7 +593,7 @@
     <w:r>
       <w:tab/>
       <w:tab/>
-      <w:t>2025-10-03</w:t>
+      <w:t>2025-10-04</w:t>
       <w:br/>
       <w:br/>
     </w:r>

--- a/tillsyn/A 42969-2025 tillsynsbegäran.docx
+++ b/tillsyn/A 42969-2025 tillsynsbegäran.docx
@@ -593,7 +593,7 @@
     <w:r>
       <w:tab/>
       <w:tab/>
-      <w:t>2025-10-04</w:t>
+      <w:t>2025-10-05</w:t>
       <w:br/>
       <w:br/>
     </w:r>

--- a/tillsyn/A 42969-2025 tillsynsbegäran.docx
+++ b/tillsyn/A 42969-2025 tillsynsbegäran.docx
@@ -593,7 +593,7 @@
     <w:r>
       <w:tab/>
       <w:tab/>
-      <w:t>2025-10-05</w:t>
+      <w:t>2025-10-06</w:t>
       <w:br/>
       <w:br/>
     </w:r>

--- a/tillsyn/A 42969-2025 tillsynsbegäran.docx
+++ b/tillsyn/A 42969-2025 tillsynsbegäran.docx
@@ -593,7 +593,7 @@
     <w:r>
       <w:tab/>
       <w:tab/>
-      <w:t>2025-10-06</w:t>
+      <w:t>2025-10-07</w:t>
       <w:br/>
       <w:br/>
     </w:r>

--- a/tillsyn/A 42969-2025 tillsynsbegäran.docx
+++ b/tillsyn/A 42969-2025 tillsynsbegäran.docx
@@ -593,7 +593,7 @@
     <w:r>
       <w:tab/>
       <w:tab/>
-      <w:t>2025-10-07</w:t>
+      <w:t>2025-10-08</w:t>
       <w:br/>
       <w:br/>
     </w:r>

--- a/tillsyn/A 42969-2025 tillsynsbegäran.docx
+++ b/tillsyn/A 42969-2025 tillsynsbegäran.docx
@@ -593,7 +593,7 @@
     <w:r>
       <w:tab/>
       <w:tab/>
-      <w:t>2025-10-08</w:t>
+      <w:t>2025-10-09</w:t>
       <w:br/>
       <w:br/>
     </w:r>
